--- a/writing/draft.docx
+++ b/writing/draft.docx
@@ -1,6 +1,6 @@
 
 <file path=word/document.xml><?xml version="1.0" encoding="utf-8"?>
-<w:document xmlns:wpc="http://schemas.microsoft.com/office/word/2010/wordprocessingCanvas" xmlns:cx="http://schemas.microsoft.com/office/drawing/2014/chartex" xmlns:cx1="http://schemas.microsoft.com/office/drawing/2015/9/8/chartex" xmlns:cx2="http://schemas.microsoft.com/office/drawing/2015/10/21/chartex" xmlns:cx3="http://schemas.microsoft.com/office/drawing/2016/5/9/chartex" xmlns:cx4="http://schemas.microsoft.com/office/drawing/2016/5/10/chartex" xmlns:cx5="http://schemas.microsoft.com/office/drawing/2016/5/11/chartex" xmlns:cx6="http://schemas.microsoft.com/office/drawing/2016/5/12/chartex" xmlns:cx7="http://schemas.microsoft.com/office/drawing/2016/5/13/chartex" xmlns:cx8="http://schemas.microsoft.com/office/drawing/2016/5/14/chartex" xmlns:mc="http://schemas.openxmlformats.org/markup-compatibility/2006" xmlns:aink="http://schemas.microsoft.com/office/drawing/2016/ink" xmlns:am3d="http://schemas.microsoft.com/office/drawing/2017/model3d" xmlns:o="urn:schemas-microsoft-com:office:office" xmlns:oel="http://schemas.microsoft.com/office/2019/extlst" xmlns:r="http://schemas.openxmlformats.org/officeDocument/2006/relationships" xmlns:m="http://schemas.openxmlformats.org/officeDocument/2006/math" xmlns:v="urn:schemas-microsoft-com:vml" xmlns:wp14="http://schemas.microsoft.com/office/word/2010/wordprocessingDrawing" xmlns:wp="http://schemas.openxmlformats.org/drawingml/2006/wordprocessingDrawing" xmlns:w10="urn:schemas-microsoft-com:office:word" xmlns:w="http://schemas.openxmlformats.org/wordprocessingml/2006/main" xmlns:w14="http://schemas.microsoft.com/office/word/2010/wordml" xmlns:w15="http://schemas.microsoft.com/office/word/2012/wordml" xmlns:w16cex="http://schemas.microsoft.com/office/word/2018/wordml/cex" xmlns:w16cid="http://schemas.microsoft.com/office/word/2016/wordml/cid" xmlns:w16="http://schemas.microsoft.com/office/word/2018/wordml" xmlns:w16du="http://schemas.microsoft.com/office/word/2023/wordml/word16du" xmlns:w16sdtdh="http://schemas.microsoft.com/office/word/2020/wordml/sdtdatahash" xmlns:w16sdtfl="http://schemas.microsoft.com/office/word/2024/wordml/sdtformatlock" xmlns:w16se="http://schemas.microsoft.com/office/word/2015/wordml/symex" xmlns:wpg="http://schemas.microsoft.com/office/word/2010/wordprocessingGroup" xmlns:wpi="http://schemas.microsoft.com/office/word/2010/wordprocessingInk" xmlns:wne="http://schemas.microsoft.com/office/word/2006/wordml" xmlns:wps="http://schemas.microsoft.com/office/word/2010/wordprocessingShape" mc:Ignorable="w14 w15 w16se w16cid w16 w16cex w16sdtdh w16sdtfl w16du wp14">
+<w:document xmlns:wpc="http://schemas.microsoft.com/office/word/2010/wordprocessingCanvas" xmlns:cx="http://schemas.microsoft.com/office/drawing/2014/chartex" xmlns:cx1="http://schemas.microsoft.com/office/drawing/2015/9/8/chartex" xmlns:cx2="http://schemas.microsoft.com/office/drawing/2015/10/21/chartex" xmlns:cx3="http://schemas.microsoft.com/office/drawing/2016/5/9/chartex" xmlns:cx4="http://schemas.microsoft.com/office/drawing/2016/5/10/chartex" xmlns:cx5="http://schemas.microsoft.com/office/drawing/2016/5/11/chartex" xmlns:cx6="http://schemas.microsoft.com/office/drawing/2016/5/12/chartex" xmlns:cx7="http://schemas.microsoft.com/office/drawing/2016/5/13/chartex" xmlns:cx8="http://schemas.microsoft.com/office/drawing/2016/5/14/chartex" xmlns:mc="http://schemas.openxmlformats.org/markup-compatibility/2006" xmlns:aink="http://schemas.microsoft.com/office/drawing/2016/ink" xmlns:am3d="http://schemas.microsoft.com/office/drawing/2017/model3d" xmlns:o="urn:schemas-microsoft-com:office:office" xmlns:oel="http://schemas.microsoft.com/office/2019/extlst" xmlns:r="http://schemas.openxmlformats.org/officeDocument/2006/relationships" xmlns:m="http://schemas.openxmlformats.org/officeDocument/2006/math" xmlns:v="urn:schemas-microsoft-com:vml" xmlns:wp14="http://schemas.microsoft.com/office/word/2010/wordprocessingDrawing" xmlns:wp="http://schemas.openxmlformats.org/drawingml/2006/wordprocessingDrawing" xmlns:w10="urn:schemas-microsoft-com:office:word" xmlns:w="http://schemas.openxmlformats.org/wordprocessingml/2006/main" xmlns:w14="http://schemas.microsoft.com/office/word/2010/wordml" xmlns:w15="http://schemas.microsoft.com/office/word/2012/wordml" xmlns:w16cex="http://schemas.microsoft.com/office/word/2018/wordml/cex" xmlns:w16cid="http://schemas.microsoft.com/office/word/2016/wordml/cid" xmlns:w16="http://schemas.microsoft.com/office/word/2018/wordml" xmlns:w16du="http://schemas.microsoft.com/office/word/2023/wordml/word16du" xmlns:w16sdtdh="http://schemas.microsoft.com/office/word/2020/wordml/sdtdatahash" xmlns:w16sdtfl="http://schemas.microsoft.com/office/word/2024/wordml/sdtformatlock" xmlns:w16se="http://schemas.microsoft.com/office/word/2015/wordml/symex" xmlns:wpg="http://schemas.microsoft.com/office/word/2010/wordprocessingGroup" xmlns:wpi="http://schemas.microsoft.com/office/word/2010/wordprocessingInk" xmlns:wne="http://schemas.microsoft.com/office/word/2006/wordml" xmlns:wps="http://schemas.microsoft.com/office/word/2010/wordprocessingShape" xmlns:a="http://schemas.openxmlformats.org/drawingml/2006/main" xmlns:pic="http://schemas.openxmlformats.org/drawingml/2006/picture" xmlns:a14="http://schemas.microsoft.com/office/drawing/2010/main" mc:Ignorable="w14 w15 w16se w16cid w16 w16cex w16sdtdh w16sdtfl w16du wp14">
   <w:body>
     <w:p>
       <w:pPr>
@@ -932,6 +932,195 @@
       </w:r>
     </w:p>
     <w:p>
+      <w:r>
+        <w:rPr>
+          <w:rFonts w:ascii="Calibri" w:hAnsi="Calibri" w:eastAsia="Calibri" w:cs="Calibri"/>
+          <w:noProof w:val="0"/>
+          <w:sz w:val="24"/>
+          <w:szCs w:val="24"/>
+          <w:lang w:val="en-GB"/>
+        </w:rPr>
+        <w:t xml:space="preserve">Broad topic </w:t>
+      </w:r>
+    </w:p>
+    <w:p>
+      <w:pPr>
+        <w:pStyle w:val="ListParagraph"/>
+        <w:numPr>
+          <w:ilvl w:val="0"/>
+          <w:numId w:val="5"/>
+        </w:numPr>
+        <w:spacing w:before="0" w:beforeAutospacing="off" w:after="0" w:afterAutospacing="off"/>
+        <w:rPr>
+          <w:rFonts w:ascii="Calibri" w:hAnsi="Calibri" w:eastAsia="Calibri" w:cs="Calibri"/>
+          <w:noProof w:val="0"/>
+          <w:sz w:val="24"/>
+          <w:szCs w:val="24"/>
+          <w:lang w:val="en-GB"/>
+        </w:rPr>
+      </w:pPr>
+      <w:r>
+        <w:rPr>
+          <w:rFonts w:ascii="Calibri" w:hAnsi="Calibri" w:eastAsia="Calibri" w:cs="Calibri"/>
+          <w:noProof w:val="0"/>
+          <w:sz w:val="24"/>
+          <w:szCs w:val="24"/>
+          <w:lang w:val="en-GB"/>
+        </w:rPr>
+        <w:t>Regressionmodelle standard, regressionsmodelle beruhen auf der Idee von einem daten generierenden Modell  strong assumptions (MLE), Frage für DL</w:t>
+      </w:r>
+      <w:r>
+        <w:br/>
+      </w:r>
+      <w:r>
+        <w:br/>
+      </w:r>
+      <w:r>
+        <w:rPr>
+          <w:rFonts w:ascii="Calibri" w:hAnsi="Calibri" w:eastAsia="Calibri" w:cs="Calibri"/>
+          <w:noProof w:val="0"/>
+          <w:sz w:val="24"/>
+          <w:szCs w:val="24"/>
+          <w:lang w:val="en-GB"/>
+        </w:rPr>
+        <w:t xml:space="preserve"> 2. Literature review </w:t>
+      </w:r>
+    </w:p>
+    <w:p>
+      <w:pPr>
+        <w:pStyle w:val="ListParagraph"/>
+        <w:numPr>
+          <w:ilvl w:val="1"/>
+          <w:numId w:val="5"/>
+        </w:numPr>
+        <w:spacing w:before="0" w:beforeAutospacing="off" w:after="0" w:afterAutospacing="off"/>
+        <w:rPr>
+          <w:rFonts w:ascii="Calibri" w:hAnsi="Calibri" w:eastAsia="Calibri" w:cs="Calibri"/>
+          <w:noProof w:val="0"/>
+          <w:sz w:val="24"/>
+          <w:szCs w:val="24"/>
+          <w:lang w:val="en-GB"/>
+        </w:rPr>
+      </w:pPr>
+      <w:r>
+        <w:rPr>
+          <w:rFonts w:ascii="Calibri" w:hAnsi="Calibri" w:eastAsia="Calibri" w:cs="Calibri"/>
+          <w:noProof w:val="0"/>
+          <w:sz w:val="24"/>
+          <w:szCs w:val="24"/>
+          <w:lang w:val="en-GB"/>
+        </w:rPr>
+        <w:t>In klassischen Statistik, wichtigste Frage  welches modell / glm?</w:t>
+      </w:r>
+    </w:p>
+    <w:p>
+      <w:pPr>
+        <w:pStyle w:val="ListParagraph"/>
+        <w:numPr>
+          <w:ilvl w:val="1"/>
+          <w:numId w:val="5"/>
+        </w:numPr>
+        <w:spacing w:before="0" w:beforeAutospacing="off" w:after="0" w:afterAutospacing="off"/>
+        <w:rPr>
+          <w:rFonts w:ascii="Calibri" w:hAnsi="Calibri" w:eastAsia="Calibri" w:cs="Calibri"/>
+          <w:noProof w:val="0"/>
+          <w:sz w:val="24"/>
+          <w:szCs w:val="24"/>
+          <w:lang w:val="en-GB"/>
+        </w:rPr>
+      </w:pPr>
+      <w:r>
+        <w:rPr>
+          <w:rFonts w:ascii="Calibri" w:hAnsi="Calibri" w:eastAsia="Calibri" w:cs="Calibri"/>
+          <w:noProof w:val="0"/>
+          <w:sz w:val="24"/>
+          <w:szCs w:val="24"/>
+          <w:lang w:val="en-GB"/>
+        </w:rPr>
+        <w:t>Und in DL? Neural Networks are general function approximator, koenne jede Art von funktion approxmieren und werden nicht von dem daten generierten model constrained wie ein Regression model</w:t>
+      </w:r>
+      <w:r>
+        <w:br/>
+      </w:r>
+      <w:r>
+        <w:br/>
+      </w:r>
+      <w:r>
+        <w:rPr>
+          <w:rFonts w:ascii="Calibri" w:hAnsi="Calibri" w:eastAsia="Calibri" w:cs="Calibri"/>
+          <w:noProof w:val="0"/>
+          <w:sz w:val="24"/>
+          <w:szCs w:val="24"/>
+          <w:lang w:val="en-GB"/>
+        </w:rPr>
+        <w:t xml:space="preserve"> 3. However / Problem ; Aber schon iwie, weil wir die loss functions, likelihood/loss funciton == Art Gewichtung von Datenpunkten im Training; zB mse vs mae; keine Literatur dazu, und in der Theorie sollte es ja schon iwie einen grossen Effekt nehmen: </w:t>
+      </w:r>
+      <w:r>
+        <w:rPr>
+          <w:rFonts w:ascii="Calibri" w:hAnsi="Calibri" w:eastAsia="Calibri" w:cs="Calibri"/>
+          <w:b w:val="1"/>
+          <w:bCs w:val="1"/>
+          <w:noProof w:val="0"/>
+          <w:sz w:val="24"/>
+          <w:szCs w:val="24"/>
+          <w:lang w:val="en-GB"/>
+        </w:rPr>
+        <w:t>Jensen's inequality</w:t>
+      </w:r>
+      <w:r>
+        <w:br/>
+      </w:r>
+      <w:r>
+        <w:br/>
+      </w:r>
+      <w:r>
+        <w:rPr>
+          <w:rFonts w:ascii="Calibri" w:hAnsi="Calibri" w:eastAsia="Calibri" w:cs="Calibri"/>
+          <w:b w:val="1"/>
+          <w:bCs w:val="1"/>
+          <w:noProof w:val="0"/>
+          <w:sz w:val="24"/>
+          <w:szCs w:val="24"/>
+          <w:lang w:val="en-GB"/>
+        </w:rPr>
+        <w:t xml:space="preserve">4. </w:t>
+      </w:r>
+      <w:r>
+        <w:rPr>
+          <w:rFonts w:ascii="Calibri" w:hAnsi="Calibri" w:eastAsia="Calibri" w:cs="Calibri"/>
+          <w:noProof w:val="0"/>
+          <w:sz w:val="24"/>
+          <w:szCs w:val="24"/>
+          <w:lang w:val="en-GB"/>
+        </w:rPr>
+        <w:t>Dein Approach</w:t>
+      </w:r>
+      <w:r>
+        <w:br/>
+      </w:r>
+      <w:r>
+        <w:br/>
+      </w:r>
+      <w:r>
+        <w:rPr>
+          <w:rFonts w:ascii="Calibri" w:hAnsi="Calibri" w:eastAsia="Calibri" w:cs="Calibri"/>
+          <w:noProof w:val="0"/>
+          <w:sz w:val="24"/>
+          <w:szCs w:val="24"/>
+          <w:lang w:val="en-GB"/>
+        </w:rPr>
+        <w:t xml:space="preserve"> 5. Researchfragen / Hypothesen</w:t>
+      </w:r>
+    </w:p>
+    <w:p>
+      <w:pPr>
+        <w:pStyle w:val="Normal"/>
+        <w:rPr>
+          <w:lang w:val="en-GB"/>
+        </w:rPr>
+      </w:pPr>
+    </w:p>
+    <w:p>
       <w:pPr>
         <w:pStyle w:val="Normal"/>
         <w:spacing w:line="360" w:lineRule="auto"/>
@@ -2076,6 +2265,659 @@
     <w:p>
       <w:pPr>
         <w:pStyle w:val="Normal"/>
+        <w:rPr>
+          <w:lang w:val="en-US"/>
+        </w:rPr>
+      </w:pPr>
+      <w:r>
+        <w:rPr>
+          <w:lang w:val="en-US"/>
+        </w:rPr>
+        <w:t xml:space="preserve">My general approach to answer the formulated hypothesis was to create Data with a chosen distribution and </w:t>
+      </w:r>
+      <w:r>
+        <w:rPr>
+          <w:lang w:val="en-US"/>
+        </w:rPr>
+        <w:t>effect</w:t>
+      </w:r>
+      <w:r>
+        <w:rPr>
+          <w:lang w:val="en-US"/>
+        </w:rPr>
+        <w:t>sizes</w:t>
+      </w:r>
+      <w:r>
+        <w:rPr>
+          <w:lang w:val="en-US"/>
+        </w:rPr>
+        <w:t xml:space="preserve">, let one </w:t>
+      </w:r>
+      <w:r>
+        <w:rPr>
+          <w:lang w:val="en-US"/>
+        </w:rPr>
+        <w:t>glm</w:t>
+      </w:r>
+      <w:r>
+        <w:rPr>
+          <w:lang w:val="en-US"/>
+        </w:rPr>
+        <w:t xml:space="preserve"> and five </w:t>
+      </w:r>
+      <w:r>
+        <w:rPr>
+          <w:lang w:val="en-US"/>
+        </w:rPr>
+        <w:t>dnns</w:t>
+      </w:r>
+      <w:r>
+        <w:rPr>
+          <w:lang w:val="en-US"/>
+        </w:rPr>
+        <w:t xml:space="preserve"> with different loss-functions learn and predict data from this. To </w:t>
+      </w:r>
+      <w:r>
+        <w:rPr>
+          <w:lang w:val="en-US"/>
+        </w:rPr>
+        <w:t xml:space="preserve">minimize randomness, this was performed over 1000 iterations. Then, </w:t>
+      </w:r>
+      <w:r>
+        <w:rPr>
+          <w:lang w:val="en-US"/>
+        </w:rPr>
+        <w:t xml:space="preserve">I compared </w:t>
+      </w:r>
+      <w:r>
+        <w:rPr>
+          <w:lang w:val="en-US"/>
+        </w:rPr>
+        <w:t>the mean accuracy and estimated effect sizes</w:t>
+      </w:r>
+      <w:r>
+        <w:rPr>
+          <w:lang w:val="en-US"/>
+        </w:rPr>
+        <w:t xml:space="preserve"> across the </w:t>
+      </w:r>
+      <w:r>
+        <w:rPr>
+          <w:lang w:val="en-US"/>
+        </w:rPr>
+        <w:t>glm</w:t>
+      </w:r>
+      <w:r>
+        <w:rPr>
+          <w:lang w:val="en-US"/>
+        </w:rPr>
+        <w:t xml:space="preserve"> and the five different </w:t>
+      </w:r>
+      <w:r>
+        <w:rPr>
+          <w:lang w:val="en-US"/>
+        </w:rPr>
+        <w:t>dnns</w:t>
+      </w:r>
+      <w:r>
+        <w:rPr>
+          <w:lang w:val="en-US"/>
+        </w:rPr>
+        <w:t xml:space="preserve"> to answer, if similarity between sampled distribution </w:t>
+      </w:r>
+      <w:r>
+        <w:rPr>
+          <w:lang w:val="en-US"/>
+        </w:rPr>
+        <w:t xml:space="preserve">and loss function yielded better results. </w:t>
+      </w:r>
+    </w:p>
+    <w:p>
+      <w:pPr>
+        <w:pStyle w:val="Heading2"/>
+        <w:rPr/>
+      </w:pPr>
+      <w:r>
+        <w:rPr>
+          <w:lang w:val="en-GB"/>
+        </w:rPr>
+        <w:t>Data Creation</w:t>
+      </w:r>
+    </w:p>
+    <w:p>
+      <w:pPr>
+        <w:pStyle w:val="Normal"/>
+      </w:pPr>
+      <w:r>
+        <w:rPr>
+          <w:lang w:val="en-US"/>
+        </w:rPr>
+        <w:t xml:space="preserve">For data creation I used the </w:t>
+      </w:r>
+      <w:r>
+        <w:rPr>
+          <w:lang w:val="en-US"/>
+        </w:rPr>
+        <w:t>cito::</w:t>
+      </w:r>
+      <w:r>
+        <w:rPr>
+          <w:lang w:val="en-US"/>
+        </w:rPr>
+        <w:t>createData</w:t>
+      </w:r>
+      <w:r>
+        <w:rPr>
+          <w:lang w:val="en-US"/>
+        </w:rPr>
+        <w:t xml:space="preserve">-function. Here, </w:t>
+      </w:r>
+      <w:r>
+        <w:rPr>
+          <w:lang w:val="en-US"/>
+        </w:rPr>
+        <w:t>a Response variable (</w:t>
+      </w:r>
+      <w:r>
+        <w:rPr>
+          <w:lang w:val="en-US"/>
+        </w:rPr>
+        <w:t>observedResponse</w:t>
+      </w:r>
+      <w:r>
+        <w:rPr>
+          <w:lang w:val="en-US"/>
+        </w:rPr>
+        <w:t xml:space="preserve">) as well as three Predictors (Environment1, Environment2, Environment3) are generated from a given distribution. </w:t>
+      </w:r>
+      <w:r>
+        <w:rPr>
+          <w:lang w:val="en-US"/>
+        </w:rPr>
+        <w:t xml:space="preserve">I generated data with different distributions (gaussian, </w:t>
+      </w:r>
+      <w:r>
+        <w:rPr>
+          <w:lang w:val="en-US"/>
+        </w:rPr>
+        <w:t>poisson</w:t>
+      </w:r>
+      <w:r>
+        <w:rPr>
+          <w:lang w:val="en-US"/>
+        </w:rPr>
+        <w:t xml:space="preserve">, </w:t>
+      </w:r>
+      <w:r>
+        <w:rPr>
+          <w:lang w:val="en-US"/>
+        </w:rPr>
+        <w:t>nbinom</w:t>
+      </w:r>
+      <w:r>
+        <w:rPr>
+          <w:lang w:val="en-US"/>
+        </w:rPr>
+        <w:t xml:space="preserve">) three times, 1000 iterations each. As effect sizes I chose </w:t>
+      </w:r>
+      <w:r>
+        <w:rPr>
+          <w:lang w:val="en-US"/>
+        </w:rPr>
+        <w:t xml:space="preserve">E1 = 1, E2 = 0.4 </w:t>
+      </w:r>
+      <w:r>
+        <w:rPr>
+          <w:lang w:val="en-US"/>
+        </w:rPr>
+        <w:t>annd</w:t>
+      </w:r>
+      <w:r>
+        <w:rPr>
+          <w:lang w:val="en-US"/>
+        </w:rPr>
+        <w:t xml:space="preserve"> E3 = 0.1, to test if </w:t>
+      </w:r>
+      <w:r>
+        <w:rPr>
+          <w:lang w:val="en-US"/>
+        </w:rPr>
+        <w:t>iference</w:t>
+      </w:r>
+      <w:r>
+        <w:rPr>
+          <w:lang w:val="en-US"/>
+        </w:rPr>
+        <w:t xml:space="preserve"> quality and accuracy change with changing effect sizes, while keeping them </w:t>
+      </w:r>
+      <w:r>
+        <w:rPr>
+          <w:lang w:val="en-US"/>
+        </w:rPr>
+        <w:t>low, as it is known that models tend to perform worse on small  effect sizes (citatoin!).</w:t>
+      </w:r>
+    </w:p>
+    <w:p>
+      <w:pPr>
+        <w:pStyle w:val="Normal"/>
+      </w:pPr>
+      <w:r>
+        <w:rPr>
+          <w:lang w:val="en-US"/>
+        </w:rPr>
+        <w:t xml:space="preserve">As an intercept, I chose –1 for all three distributions. In the case of </w:t>
+      </w:r>
+      <w:r>
+        <w:rPr>
+          <w:lang w:val="en-US"/>
+        </w:rPr>
+        <w:t>poisson</w:t>
+      </w:r>
+      <w:r>
+        <w:rPr>
+          <w:lang w:val="en-US"/>
+        </w:rPr>
+        <w:t xml:space="preserve"> and </w:t>
+      </w:r>
+      <w:r>
+        <w:rPr>
+          <w:lang w:val="en-US"/>
+        </w:rPr>
+        <w:t>nbinom</w:t>
+      </w:r>
+      <w:r>
+        <w:rPr>
+          <w:lang w:val="en-US"/>
+        </w:rPr>
+        <w:t xml:space="preserve"> distributed data, a smaller mean </w:t>
+      </w:r>
+      <w:r>
+        <w:rPr>
+          <w:lang w:val="en-US"/>
+        </w:rPr>
+        <w:t xml:space="preserve">makes the data more </w:t>
+      </w:r>
+      <w:r>
+        <w:rPr>
+          <w:lang w:val="en-US"/>
+        </w:rPr>
+        <w:t>right-skewed</w:t>
+      </w:r>
+      <w:r>
+        <w:rPr>
+          <w:lang w:val="en-US"/>
+        </w:rPr>
+        <w:t xml:space="preserve">, ensuring </w:t>
+      </w:r>
+      <w:r>
+        <w:rPr>
+          <w:lang w:val="en-US"/>
+        </w:rPr>
+        <w:t>Jensens</w:t>
+      </w:r>
+      <w:r>
+        <w:rPr>
+          <w:lang w:val="en-US"/>
+        </w:rPr>
+        <w:t xml:space="preserve"> </w:t>
+      </w:r>
+      <w:r>
+        <w:rPr>
+          <w:lang w:val="en-US"/>
+        </w:rPr>
+        <w:t>inequality  influencing</w:t>
+      </w:r>
+      <w:r>
+        <w:rPr>
+          <w:lang w:val="en-US"/>
+        </w:rPr>
+        <w:t xml:space="preserve"> the performance of models with linear </w:t>
+      </w:r>
+      <w:r>
+        <w:rPr>
+          <w:lang w:val="en-US"/>
+        </w:rPr>
+        <w:t xml:space="preserve">link functions (gaussian, MAE, MSE). I chose not to add overdispersion and random Effect Variance to keep the effect structure as simple as possible – </w:t>
+      </w:r>
+      <w:r>
+        <w:rPr>
+          <w:lang w:val="en-US"/>
+        </w:rPr>
+        <w:t>allthough</w:t>
+      </w:r>
+      <w:r>
+        <w:rPr>
+          <w:lang w:val="en-US"/>
+        </w:rPr>
+        <w:t xml:space="preserve"> arguments can very well be made to</w:t>
+      </w:r>
+      <w:r>
+        <w:rPr>
+          <w:lang w:val="en-US"/>
+        </w:rPr>
+        <w:t xml:space="preserve"> test different combinations of overdispersion, intercept, random Effect Variance and effect sizes. </w:t>
+      </w:r>
+    </w:p>
+    <w:p>
+      <w:pPr>
+        <w:pStyle w:val="Normal"/>
+        <w:rPr>
+          <w:lang w:val="en-US"/>
+        </w:rPr>
+      </w:pPr>
+      <w:r>
+        <w:rPr>
+          <w:lang w:val="en-US"/>
+        </w:rPr>
+        <w:t xml:space="preserve">The data was then split into 80% training and 20% test data. As the </w:t>
+      </w:r>
+      <w:r>
+        <w:rPr>
+          <w:lang w:val="en-US"/>
+        </w:rPr>
+        <w:t>dnn</w:t>
+      </w:r>
+      <w:r>
+        <w:rPr>
+          <w:lang w:val="en-US"/>
+        </w:rPr>
+        <w:t xml:space="preserve">-fits also use early stopping and thus </w:t>
+      </w:r>
+      <w:r>
+        <w:rPr>
+          <w:lang w:val="en-US"/>
+        </w:rPr>
+        <w:t xml:space="preserve">a validation split of 20%, I set the sample size to 250 to ensure model </w:t>
+      </w:r>
+      <w:r>
+        <w:rPr>
+          <w:lang w:val="en-US"/>
+        </w:rPr>
+        <w:t>convergance</w:t>
+      </w:r>
+      <w:r>
+        <w:rPr>
+          <w:lang w:val="en-US"/>
+        </w:rPr>
+        <w:t xml:space="preserve">. I </w:t>
+      </w:r>
+      <w:r>
+        <w:rPr>
+          <w:lang w:val="en-US"/>
+        </w:rPr>
+        <w:t>purpousfully</w:t>
+      </w:r>
+      <w:r>
+        <w:rPr>
+          <w:lang w:val="en-US"/>
+        </w:rPr>
+        <w:t xml:space="preserve"> set the sample size as low as </w:t>
+      </w:r>
+      <w:r>
+        <w:rPr>
+          <w:lang w:val="en-US"/>
+        </w:rPr>
+        <w:t>possible,a</w:t>
+      </w:r>
+      <w:r>
+        <w:rPr>
+          <w:lang w:val="en-US"/>
+        </w:rPr>
+        <w:t xml:space="preserve"> s </w:t>
+      </w:r>
+      <w:r>
+        <w:rPr>
+          <w:lang w:val="en-US"/>
+        </w:rPr>
+        <w:t>smaller datasets also makes model performance worse (citation!).</w:t>
+      </w:r>
+    </w:p>
+    <w:p>
+      <w:pPr>
+        <w:pStyle w:val="Heading2"/>
+        <w:rPr>
+          <w:lang w:val="en-GB"/>
+        </w:rPr>
+      </w:pPr>
+      <w:r>
+        <w:rPr>
+          <w:lang w:val="en-GB"/>
+        </w:rPr>
+        <w:t>GLM-fit</w:t>
+      </w:r>
+    </w:p>
+    <w:p>
+      <w:pPr>
+        <w:pStyle w:val="Normal"/>
+        <w:rPr>
+          <w:lang w:val="de-DE"/>
+        </w:rPr>
+      </w:pPr>
+      <w:r>
+        <w:rPr>
+          <w:lang w:val="de-DE"/>
+        </w:rPr>
+        <w:t xml:space="preserve">For a baseline model, I fit a </w:t>
+      </w:r>
+      <w:r>
+        <w:rPr>
+          <w:lang w:val="de-DE"/>
+        </w:rPr>
+        <w:t>glm</w:t>
+      </w:r>
+      <w:r>
+        <w:rPr>
+          <w:lang w:val="de-DE"/>
+        </w:rPr>
+        <w:t xml:space="preserve"> with a family matching the </w:t>
+      </w:r>
+      <w:r>
+        <w:rPr>
+          <w:lang w:val="de-DE"/>
+        </w:rPr>
+        <w:t>datas</w:t>
+      </w:r>
+      <w:r>
+        <w:rPr>
+          <w:lang w:val="de-DE"/>
+        </w:rPr>
+        <w:t xml:space="preserve"> distribution</w:t>
+      </w:r>
+      <w:r>
+        <w:rPr>
+          <w:lang w:val="de-DE"/>
+        </w:rPr>
+        <w:t xml:space="preserve">.  </w:t>
+      </w:r>
+      <w:r>
+        <w:rPr>
+          <w:lang w:val="de-DE"/>
+        </w:rPr>
+        <w:t xml:space="preserve">From it, </w:t>
+      </w:r>
+      <w:r>
+        <w:rPr>
+          <w:lang w:val="de-DE"/>
+        </w:rPr>
+        <w:t xml:space="preserve">predict on training data and holdout, and calculate the Average Marginal Effects (AME) using </w:t>
+      </w:r>
+      <w:r>
+        <w:rPr>
+          <w:lang w:val="de-DE"/>
+        </w:rPr>
+        <w:t>marginaleffects</w:t>
+      </w:r>
+      <w:r>
+        <w:rPr>
+          <w:lang w:val="de-DE"/>
+        </w:rPr>
+        <w:t>::</w:t>
+      </w:r>
+      <w:r>
+        <w:rPr>
+          <w:lang w:val="de-DE"/>
+        </w:rPr>
+        <w:t>avg_slopes</w:t>
+      </w:r>
+      <w:r>
+        <w:rPr>
+          <w:lang w:val="de-DE"/>
+        </w:rPr>
+        <w:t>. This allows extraction of the AME itself, the  standard error and p-values for each  effect. I also calculate the root mean squared error (RMSE)</w:t>
+      </w:r>
+      <w:r>
+        <w:rPr>
+          <w:lang w:val="de-DE"/>
+        </w:rPr>
+        <w:t xml:space="preserve">, the spearman correlation and the r2-value. The last metric is calculated as pseudo-R2 after McFadden for models trained on poisson or nbinom-data. </w:t>
+      </w:r>
+    </w:p>
+    <w:p>
+      <w:pPr>
+        <w:pStyle w:val="Heading2"/>
+        <w:rPr>
+          <w:lang w:val="en-GB"/>
+        </w:rPr>
+      </w:pPr>
+      <w:r>
+        <w:rPr>
+          <w:lang w:val="en-GB"/>
+        </w:rPr>
+        <w:t>DNN-fit</w:t>
+      </w:r>
+    </w:p>
+    <w:p>
+      <w:pPr>
+        <w:pStyle w:val="Normal"/>
+        <w:rPr>
+          <w:lang w:val="en-GB"/>
+        </w:rPr>
+      </w:pPr>
+    </w:p>
+    <w:p>
+      <w:pPr>
+        <w:pStyle w:val="Normal"/>
+        <w:rPr>
+          <w:lang w:val="en-GB"/>
+        </w:rPr>
+      </w:pPr>
+    </w:p>
+    <w:p>
+      <w:pPr>
+        <w:pStyle w:val="Normal"/>
+        <w:rPr>
+          <w:lang w:val="en-GB"/>
+        </w:rPr>
+      </w:pPr>
+    </w:p>
+    <w:p>
+      <w:pPr>
+        <w:pStyle w:val="Normal"/>
+      </w:pPr>
+      <w:r>
+        <w:rPr>
+          <w:lang w:val="de-DE"/>
+        </w:rPr>
+        <w:t xml:space="preserve">I tested for overfitting by comparing accuracy metrics calculated on purely training data with accuracy metrics calculated on the hold </w:t>
+      </w:r>
+      <w:r>
+        <w:rPr>
+          <w:lang w:val="de-DE"/>
+        </w:rPr>
+        <w:t>out  (</w:t>
+      </w:r>
+      <w:r>
+        <w:rPr>
+          <w:lang w:val="de-DE"/>
+        </w:rPr>
+        <w:t>see Appendix).</w:t>
+      </w:r>
+    </w:p>
+    <w:p>
+      <w:pPr>
+        <w:pStyle w:val="Heading2"/>
+        <w:rPr>
+          <w:lang w:val="en-GB"/>
+        </w:rPr>
+      </w:pPr>
+      <w:r>
+        <w:rPr>
+          <w:lang w:val="en-GB"/>
+        </w:rPr>
+        <w:t>Accuracy metrics</w:t>
+      </w:r>
+    </w:p>
+    <w:p>
+      <w:pPr>
+        <w:pStyle w:val="Normal"/>
+        <w:rPr>
+          <w:lang w:val="en-GB"/>
+        </w:rPr>
+      </w:pPr>
+    </w:p>
+    <w:p>
+      <w:pPr>
+        <w:pStyle w:val="Heading2"/>
+        <w:rPr/>
+      </w:pPr>
+      <w:r>
+        <w:rPr>
+          <w:lang w:val="en-GB"/>
+        </w:rPr>
+        <w:t>Inference metrics</w:t>
+      </w:r>
+    </w:p>
+    <w:p>
+      <w:pPr>
+        <w:pStyle w:val="Normal"/>
+        <w:rPr>
+          <w:lang w:val="en-GB"/>
+        </w:rPr>
+      </w:pPr>
+    </w:p>
+    <w:p>
+      <w:pPr>
+        <w:pStyle w:val="Heading2"/>
+        <w:rPr/>
+      </w:pPr>
+      <w:r>
+        <w:rPr>
+          <w:lang w:val="en-GB"/>
+        </w:rPr>
+        <w:t xml:space="preserve">Parallelisation </w:t>
+      </w:r>
+    </w:p>
+    <w:p>
+      <w:pPr>
+        <w:pStyle w:val="Normal"/>
+        <w:rPr>
+          <w:lang w:val="en-GB"/>
+        </w:rPr>
+      </w:pPr>
+    </w:p>
+    <w:p>
+      <w:pPr>
+        <w:pStyle w:val="Heading2"/>
+        <w:rPr/>
+      </w:pPr>
+      <w:r>
+        <w:rPr>
+          <w:lang w:val="en-GB"/>
+        </w:rPr>
+        <w:t>AI-Acknowledgement</w:t>
+      </w:r>
+    </w:p>
+    <w:p>
+      <w:pPr>
+        <w:pStyle w:val="Normal"/>
+        <w:rPr>
+          <w:lang w:val="en-GB"/>
+        </w:rPr>
+      </w:pPr>
+    </w:p>
+    <w:p>
+      <w:pPr>
+        <w:pStyle w:val="Normal"/>
       </w:pPr>
       <w:r>
         <w:rPr>
@@ -2138,6 +2980,14 @@
     </w:p>
     <w:p>
       <w:pPr>
+        <w:pStyle w:val="Normal"/>
+        <w:rPr>
+          <w:lang w:val="en-GB"/>
+        </w:rPr>
+      </w:pPr>
+    </w:p>
+    <w:p>
+      <w:pPr>
         <w:pStyle w:val="Heading1"/>
         <w:rPr>
           <w:lang w:val="en-GB"/>
@@ -2160,14 +3010,144 @@
     </w:p>
     <w:p>
       <w:pPr>
-        <w:rPr>
-          <w:rFonts w:ascii="Arial" w:hAnsi="Arial" w:eastAsia="Arial" w:cs="Arial"/>
-          <w:color w:val="000000" w:themeColor="text1"/>
-          <w:sz w:val="24"/>
-          <w:szCs w:val="24"/>
-          <w:lang w:val="en-GB"/>
-        </w:rPr>
-      </w:pPr>
+        <w:pStyle w:val="Normal"/>
+        <w:rPr>
+          <w:rFonts w:ascii="Arial" w:hAnsi="Arial" w:eastAsia="Arial" w:cs="Arial"/>
+          <w:color w:val="000000" w:themeColor="text1" w:themeTint="FF" w:themeShade="FF"/>
+          <w:sz w:val="24"/>
+          <w:szCs w:val="24"/>
+          <w:lang w:val="en-GB"/>
+        </w:rPr>
+      </w:pPr>
+      <w:r>
+        <w:drawing>
+          <wp:inline wp14:editId="7241BCCF" wp14:anchorId="61410270">
+            <wp:extent cx="5724525" cy="3181350"/>
+            <wp:effectExtent l="0" t="0" r="0" b="0"/>
+            <wp:docPr id="1473038509" name="drawing"/>
+            <wp:cNvGraphicFramePr>
+              <a:graphicFrameLocks noChangeAspect="1"/>
+            </wp:cNvGraphicFramePr>
+            <a:graphic>
+              <a:graphicData xmlns:a="http://schemas.openxmlformats.org/drawingml/2006/main" uri="http://schemas.openxmlformats.org/drawingml/2006/picture">
+                <pic:pic xmlns:pic="http://schemas.openxmlformats.org/drawingml/2006/picture">
+                  <pic:nvPicPr>
+                    <pic:cNvPr id="1473038509" name="Picture 1473038509"/>
+                    <pic:cNvPicPr/>
+                  </pic:nvPicPr>
+                  <pic:blipFill>
+                    <a:blip xmlns:r="http://schemas.openxmlformats.org/officeDocument/2006/relationships" r:embed="rId1584082385">
+                      <a:extLst>
+                        <a:ext uri="{28A0092B-C50C-407E-A947-70E740481C1C}">
+                          <a14:useLocalDpi xmlns:a14="http://schemas.microsoft.com/office/drawing/2010/main"/>
+                        </a:ext>
+                      </a:extLst>
+                    </a:blip>
+                    <a:stretch>
+                      <a:fillRect/>
+                    </a:stretch>
+                  </pic:blipFill>
+                  <pic:spPr>
+                    <a:xfrm>
+                      <a:off x="0" y="0"/>
+                      <a:ext cx="5724525" cy="3181350"/>
+                    </a:xfrm>
+                    <a:prstGeom prst="rect">
+                      <a:avLst/>
+                    </a:prstGeom>
+                  </pic:spPr>
+                </pic:pic>
+              </a:graphicData>
+            </a:graphic>
+          </wp:inline>
+        </w:drawing>
+      </w:r>
+      <w:r>
+        <w:drawing>
+          <wp:inline wp14:editId="082D2A5B" wp14:anchorId="4E67D8F1">
+            <wp:extent cx="5724525" cy="3181350"/>
+            <wp:effectExtent l="0" t="0" r="0" b="0"/>
+            <wp:docPr id="573069612" name="drawing"/>
+            <wp:cNvGraphicFramePr>
+              <a:graphicFrameLocks noChangeAspect="1"/>
+            </wp:cNvGraphicFramePr>
+            <a:graphic>
+              <a:graphicData xmlns:a="http://schemas.openxmlformats.org/drawingml/2006/main" uri="http://schemas.openxmlformats.org/drawingml/2006/picture">
+                <pic:pic xmlns:pic="http://schemas.openxmlformats.org/drawingml/2006/picture">
+                  <pic:nvPicPr>
+                    <pic:cNvPr id="573069612" name="Picture 573069612"/>
+                    <pic:cNvPicPr/>
+                  </pic:nvPicPr>
+                  <pic:blipFill>
+                    <a:blip xmlns:r="http://schemas.openxmlformats.org/officeDocument/2006/relationships" r:embed="rId2103907445">
+                      <a:extLst>
+                        <a:ext uri="{28A0092B-C50C-407E-A947-70E740481C1C}">
+                          <a14:useLocalDpi xmlns:a14="http://schemas.microsoft.com/office/drawing/2010/main"/>
+                        </a:ext>
+                      </a:extLst>
+                    </a:blip>
+                    <a:stretch>
+                      <a:fillRect/>
+                    </a:stretch>
+                  </pic:blipFill>
+                  <pic:spPr>
+                    <a:xfrm>
+                      <a:off x="0" y="0"/>
+                      <a:ext cx="5724525" cy="3181350"/>
+                    </a:xfrm>
+                    <a:prstGeom prst="rect">
+                      <a:avLst/>
+                    </a:prstGeom>
+                  </pic:spPr>
+                </pic:pic>
+              </a:graphicData>
+            </a:graphic>
+          </wp:inline>
+        </w:drawing>
+      </w:r>
+      <w:r>
+        <w:drawing>
+          <wp:inline wp14:editId="6979B404" wp14:anchorId="02152FBD">
+            <wp:extent cx="5724525" cy="3181350"/>
+            <wp:effectExtent l="0" t="0" r="0" b="0"/>
+            <wp:docPr id="347233329" name="drawing"/>
+            <wp:cNvGraphicFramePr>
+              <a:graphicFrameLocks noChangeAspect="1"/>
+            </wp:cNvGraphicFramePr>
+            <a:graphic>
+              <a:graphicData xmlns:a="http://schemas.openxmlformats.org/drawingml/2006/main" uri="http://schemas.openxmlformats.org/drawingml/2006/picture">
+                <pic:pic xmlns:pic="http://schemas.openxmlformats.org/drawingml/2006/picture">
+                  <pic:nvPicPr>
+                    <pic:cNvPr id="347233329" name="Picture 347233329"/>
+                    <pic:cNvPicPr/>
+                  </pic:nvPicPr>
+                  <pic:blipFill>
+                    <a:blip xmlns:r="http://schemas.openxmlformats.org/officeDocument/2006/relationships" r:embed="rId1601020963">
+                      <a:extLst>
+                        <a:ext uri="{28A0092B-C50C-407E-A947-70E740481C1C}">
+                          <a14:useLocalDpi xmlns:a14="http://schemas.microsoft.com/office/drawing/2010/main"/>
+                        </a:ext>
+                      </a:extLst>
+                    </a:blip>
+                    <a:stretch>
+                      <a:fillRect/>
+                    </a:stretch>
+                  </pic:blipFill>
+                  <pic:spPr>
+                    <a:xfrm>
+                      <a:off x="0" y="0"/>
+                      <a:ext cx="5724525" cy="3181350"/>
+                    </a:xfrm>
+                    <a:prstGeom prst="rect">
+                      <a:avLst/>
+                    </a:prstGeom>
+                  </pic:spPr>
+                </pic:pic>
+              </a:graphicData>
+            </a:graphic>
+          </wp:inline>
+        </w:drawing>
+      </w:r>
     </w:p>
     <w:sectPr>
       <w:pgSz w:w="11906" w:h="16838" w:orient="portrait"/>
@@ -2304,6 +3284,176 @@
 
 <file path=word/numbering.xml><?xml version="1.0" encoding="utf-8"?>
 <w:numbering xmlns:wpc="http://schemas.microsoft.com/office/word/2010/wordprocessingCanvas" xmlns:cx="http://schemas.microsoft.com/office/drawing/2014/chartex" xmlns:cx1="http://schemas.microsoft.com/office/drawing/2015/9/8/chartex" xmlns:cx2="http://schemas.microsoft.com/office/drawing/2015/10/21/chartex" xmlns:cx3="http://schemas.microsoft.com/office/drawing/2016/5/9/chartex" xmlns:cx4="http://schemas.microsoft.com/office/drawing/2016/5/10/chartex" xmlns:cx5="http://schemas.microsoft.com/office/drawing/2016/5/11/chartex" xmlns:cx6="http://schemas.microsoft.com/office/drawing/2016/5/12/chartex" xmlns:cx7="http://schemas.microsoft.com/office/drawing/2016/5/13/chartex" xmlns:cx8="http://schemas.microsoft.com/office/drawing/2016/5/14/chartex" xmlns:mc="http://schemas.openxmlformats.org/markup-compatibility/2006" xmlns:aink="http://schemas.microsoft.com/office/drawing/2016/ink" xmlns:am3d="http://schemas.microsoft.com/office/drawing/2017/model3d" xmlns:o="urn:schemas-microsoft-com:office:office" xmlns:oel="http://schemas.microsoft.com/office/2019/extlst" xmlns:r="http://schemas.openxmlformats.org/officeDocument/2006/relationships" xmlns:m="http://schemas.openxmlformats.org/officeDocument/2006/math" xmlns:v="urn:schemas-microsoft-com:vml" xmlns:wp14="http://schemas.microsoft.com/office/word/2010/wordprocessingDrawing" xmlns:wp="http://schemas.openxmlformats.org/drawingml/2006/wordprocessingDrawing" xmlns:w10="urn:schemas-microsoft-com:office:word" xmlns:w="http://schemas.openxmlformats.org/wordprocessingml/2006/main" xmlns:w14="http://schemas.microsoft.com/office/word/2010/wordml" xmlns:w15="http://schemas.microsoft.com/office/word/2012/wordml" xmlns:w16cex="http://schemas.microsoft.com/office/word/2018/wordml/cex" xmlns:w16cid="http://schemas.microsoft.com/office/word/2016/wordml/cid" xmlns:w16="http://schemas.microsoft.com/office/word/2018/wordml" xmlns:w16du="http://schemas.microsoft.com/office/word/2023/wordml/word16du" xmlns:w16sdtdh="http://schemas.microsoft.com/office/word/2020/wordml/sdtdatahash" xmlns:w16sdtfl="http://schemas.microsoft.com/office/word/2024/wordml/sdtformatlock" xmlns:w16se="http://schemas.microsoft.com/office/word/2015/wordml/symex" xmlns:wpg="http://schemas.microsoft.com/office/word/2010/wordprocessingGroup" xmlns:wpi="http://schemas.microsoft.com/office/word/2010/wordprocessingInk" xmlns:wne="http://schemas.microsoft.com/office/word/2006/wordml" xmlns:wps="http://schemas.microsoft.com/office/word/2010/wordprocessingShape" mc:Ignorable="w14 w15 w16se w16cid w16 w16cex w16sdtdh w16sdtfl w16du wp14">
+  <w:abstractNum xmlns:w="http://schemas.openxmlformats.org/wordprocessingml/2006/main" w:abstractNumId="4">
+    <w:nsid w:val="5e283c05"/>
+    <w:multiLevelType xmlns:w="http://schemas.openxmlformats.org/wordprocessingml/2006/main" w:val="hybridMultilevel"/>
+    <w:lvl xmlns:w="http://schemas.openxmlformats.org/wordprocessingml/2006/main" w:ilvl="0">
+      <w:start w:val="1"/>
+      <w:numFmt w:val="decimal"/>
+      <w:lvlText w:val="%1."/>
+      <w:lvlJc w:val="left"/>
+      <w:pPr>
+        <w:ind w:left="720" w:hanging="360"/>
+      </w:pPr>
+    </w:lvl>
+    <w:lvl xmlns:w="http://schemas.openxmlformats.org/wordprocessingml/2006/main" w:ilvl="1">
+      <w:start w:val="1"/>
+      <w:numFmt w:val="lowerLetter"/>
+      <w:lvlText w:val="%2."/>
+      <w:lvlJc w:val="left"/>
+      <w:pPr>
+        <w:ind w:left="1440" w:hanging="360"/>
+      </w:pPr>
+    </w:lvl>
+    <w:lvl xmlns:w="http://schemas.openxmlformats.org/wordprocessingml/2006/main" w:ilvl="2">
+      <w:start w:val="1"/>
+      <w:numFmt w:val="lowerRoman"/>
+      <w:lvlText w:val="%3."/>
+      <w:lvlJc w:val="right"/>
+      <w:pPr>
+        <w:ind w:left="2160" w:hanging="180"/>
+      </w:pPr>
+    </w:lvl>
+    <w:lvl xmlns:w="http://schemas.openxmlformats.org/wordprocessingml/2006/main" w:ilvl="3">
+      <w:start w:val="1"/>
+      <w:numFmt w:val="decimal"/>
+      <w:lvlText w:val="%4."/>
+      <w:lvlJc w:val="left"/>
+      <w:pPr>
+        <w:ind w:left="2880" w:hanging="360"/>
+      </w:pPr>
+    </w:lvl>
+    <w:lvl xmlns:w="http://schemas.openxmlformats.org/wordprocessingml/2006/main" w:ilvl="4">
+      <w:start w:val="1"/>
+      <w:numFmt w:val="lowerLetter"/>
+      <w:lvlText w:val="%5."/>
+      <w:lvlJc w:val="left"/>
+      <w:pPr>
+        <w:ind w:left="3600" w:hanging="360"/>
+      </w:pPr>
+    </w:lvl>
+    <w:lvl xmlns:w="http://schemas.openxmlformats.org/wordprocessingml/2006/main" w:ilvl="5">
+      <w:start w:val="1"/>
+      <w:numFmt w:val="lowerRoman"/>
+      <w:lvlText w:val="%6."/>
+      <w:lvlJc w:val="right"/>
+      <w:pPr>
+        <w:ind w:left="4320" w:hanging="180"/>
+      </w:pPr>
+    </w:lvl>
+    <w:lvl xmlns:w="http://schemas.openxmlformats.org/wordprocessingml/2006/main" w:ilvl="6">
+      <w:start w:val="1"/>
+      <w:numFmt w:val="decimal"/>
+      <w:lvlText w:val="%7."/>
+      <w:lvlJc w:val="left"/>
+      <w:pPr>
+        <w:ind w:left="5040" w:hanging="360"/>
+      </w:pPr>
+    </w:lvl>
+    <w:lvl xmlns:w="http://schemas.openxmlformats.org/wordprocessingml/2006/main" w:ilvl="7">
+      <w:start w:val="1"/>
+      <w:numFmt w:val="lowerLetter"/>
+      <w:lvlText w:val="%8."/>
+      <w:lvlJc w:val="left"/>
+      <w:pPr>
+        <w:ind w:left="5760" w:hanging="360"/>
+      </w:pPr>
+    </w:lvl>
+    <w:lvl xmlns:w="http://schemas.openxmlformats.org/wordprocessingml/2006/main" w:ilvl="8">
+      <w:start w:val="1"/>
+      <w:numFmt w:val="lowerRoman"/>
+      <w:lvlText w:val="%9."/>
+      <w:lvlJc w:val="right"/>
+      <w:pPr>
+        <w:ind w:left="6480" w:hanging="180"/>
+      </w:pPr>
+    </w:lvl>
+  </w:abstractNum>
+  <w:abstractNum xmlns:w="http://schemas.openxmlformats.org/wordprocessingml/2006/main" w:abstractNumId="3">
+    <w:nsid w:val="27ec2d33"/>
+    <w:multiLevelType xmlns:w="http://schemas.openxmlformats.org/wordprocessingml/2006/main" w:val="hybridMultilevel"/>
+    <w:lvl xmlns:w="http://schemas.openxmlformats.org/wordprocessingml/2006/main" w:ilvl="0">
+      <w:start w:val="1"/>
+      <w:numFmt w:val="decimal"/>
+      <w:lvlText w:val="%1."/>
+      <w:lvlJc w:val="left"/>
+      <w:pPr>
+        <w:ind w:left="720" w:hanging="360"/>
+      </w:pPr>
+    </w:lvl>
+    <w:lvl xmlns:w="http://schemas.openxmlformats.org/wordprocessingml/2006/main" w:ilvl="1">
+      <w:start w:val="1"/>
+      <w:numFmt w:val="lowerLetter"/>
+      <w:lvlText w:val="%2."/>
+      <w:lvlJc w:val="left"/>
+      <w:pPr>
+        <w:ind w:left="1440" w:hanging="360"/>
+      </w:pPr>
+    </w:lvl>
+    <w:lvl xmlns:w="http://schemas.openxmlformats.org/wordprocessingml/2006/main" w:ilvl="2">
+      <w:start w:val="1"/>
+      <w:numFmt w:val="lowerRoman"/>
+      <w:lvlText w:val="%3."/>
+      <w:lvlJc w:val="right"/>
+      <w:pPr>
+        <w:ind w:left="2160" w:hanging="180"/>
+      </w:pPr>
+    </w:lvl>
+    <w:lvl xmlns:w="http://schemas.openxmlformats.org/wordprocessingml/2006/main" w:ilvl="3">
+      <w:start w:val="1"/>
+      <w:numFmt w:val="decimal"/>
+      <w:lvlText w:val="%4."/>
+      <w:lvlJc w:val="left"/>
+      <w:pPr>
+        <w:ind w:left="2880" w:hanging="360"/>
+      </w:pPr>
+    </w:lvl>
+    <w:lvl xmlns:w="http://schemas.openxmlformats.org/wordprocessingml/2006/main" w:ilvl="4">
+      <w:start w:val="1"/>
+      <w:numFmt w:val="lowerLetter"/>
+      <w:lvlText w:val="%5."/>
+      <w:lvlJc w:val="left"/>
+      <w:pPr>
+        <w:ind w:left="3600" w:hanging="360"/>
+      </w:pPr>
+    </w:lvl>
+    <w:lvl xmlns:w="http://schemas.openxmlformats.org/wordprocessingml/2006/main" w:ilvl="5">
+      <w:start w:val="1"/>
+      <w:numFmt w:val="lowerRoman"/>
+      <w:lvlText w:val="%6."/>
+      <w:lvlJc w:val="right"/>
+      <w:pPr>
+        <w:ind w:left="4320" w:hanging="180"/>
+      </w:pPr>
+    </w:lvl>
+    <w:lvl xmlns:w="http://schemas.openxmlformats.org/wordprocessingml/2006/main" w:ilvl="6">
+      <w:start w:val="1"/>
+      <w:numFmt w:val="decimal"/>
+      <w:lvlText w:val="%7."/>
+      <w:lvlJc w:val="left"/>
+      <w:pPr>
+        <w:ind w:left="5040" w:hanging="360"/>
+      </w:pPr>
+    </w:lvl>
+    <w:lvl xmlns:w="http://schemas.openxmlformats.org/wordprocessingml/2006/main" w:ilvl="7">
+      <w:start w:val="1"/>
+      <w:numFmt w:val="lowerLetter"/>
+      <w:lvlText w:val="%8."/>
+      <w:lvlJc w:val="left"/>
+      <w:pPr>
+        <w:ind w:left="5760" w:hanging="360"/>
+      </w:pPr>
+    </w:lvl>
+    <w:lvl xmlns:w="http://schemas.openxmlformats.org/wordprocessingml/2006/main" w:ilvl="8">
+      <w:start w:val="1"/>
+      <w:numFmt w:val="lowerRoman"/>
+      <w:lvlText w:val="%9."/>
+      <w:lvlJc w:val="right"/>
+      <w:pPr>
+        <w:ind w:left="6480" w:hanging="180"/>
+      </w:pPr>
+    </w:lvl>
+  </w:abstractNum>
   <w:abstractNum xmlns:w="http://schemas.openxmlformats.org/wordprocessingml/2006/main" w:abstractNumId="2">
     <w:nsid w:val="29c024a4"/>
     <w:multiLevelType xmlns:w="http://schemas.openxmlformats.org/wordprocessingml/2006/main" w:val="hybridMultilevel"/>
@@ -2563,6 +3713,12 @@
       </w:pPr>
     </w:lvl>
   </w:abstractNum>
+  <w:num w:numId="5">
+    <w:abstractNumId w:val="4"/>
+  </w:num>
+  <w:num w:numId="4">
+    <w:abstractNumId w:val="3"/>
+  </w:num>
   <w:num w:numId="3">
     <w:abstractNumId w:val="2"/>
   </w:num>
@@ -3014,26 +4170,19 @@
     </w:pPr>
   </w:style>
   <w:style w:type="paragraph" w:styleId="Heading2">
+    <w:uiPriority w:val="9"/>
     <w:name w:val="heading 2"/>
-    <w:basedOn w:val="Normal"/>
+    <w:basedOn w:val="Heading1"/>
     <w:next w:val="Normal"/>
-    <w:link w:val="Heading2Char"/>
-    <w:uiPriority w:val="9"/>
     <w:semiHidden/>
     <w:unhideWhenUsed/>
+    <w:link w:val="Heading2Char"/>
     <w:qFormat/>
-    <w:rsid w:val="00703502"/>
-    <w:pPr>
-      <w:keepNext/>
-      <w:keepLines/>
-      <w:spacing w:before="160" w:after="80"/>
-      <w:outlineLvl w:val="1"/>
-    </w:pPr>
+    <w:rsid w:val="74575295"/>
     <w:rPr>
-      <w:rFonts w:asciiTheme="majorHAnsi" w:hAnsiTheme="majorHAnsi" w:eastAsiaTheme="majorEastAsia" w:cstheme="majorBidi"/>
-      <w:color w:val="2F5496" w:themeColor="accent1" w:themeShade="BF"/>
-      <w:sz w:val="32"/>
-      <w:szCs w:val="32"/>
+      <w:rFonts w:asciiTheme="minorAscii" w:hAnsiTheme="minorAscii" w:eastAsiaTheme="minorEastAsia" w:cstheme="minorBidi"/>
+      <w:sz w:val="24"/>
+      <w:szCs w:val="24"/>
     </w:rPr>
   </w:style>
   <w:style w:type="paragraph" w:styleId="Heading3">
@@ -3234,18 +4383,17 @@
       <w:lang w:val="en-GB"/>
     </w:rPr>
   </w:style>
-  <w:style w:type="character" w:styleId="Heading2Char" w:customStyle="1">
+  <w:style w:type="character" w:styleId="Heading2Char" w:customStyle="true">
+    <w:uiPriority w:val="9"/>
     <w:name w:val="Heading 2 Char"/>
-    <w:basedOn w:val="DefaultParagraphFont"/>
+    <w:basedOn w:val="Heading1"/>
+    <w:semiHidden/>
     <w:link w:val="Heading2"/>
-    <w:uiPriority w:val="9"/>
-    <w:semiHidden/>
-    <w:rsid w:val="00703502"/>
+    <w:rsid w:val="74575295"/>
     <w:rPr>
-      <w:rFonts w:asciiTheme="majorHAnsi" w:hAnsiTheme="majorHAnsi" w:eastAsiaTheme="majorEastAsia" w:cstheme="majorBidi"/>
-      <w:color w:val="2F5496" w:themeColor="accent1" w:themeShade="BF"/>
-      <w:sz w:val="32"/>
-      <w:szCs w:val="32"/>
+      <w:rFonts w:asciiTheme="minorAscii" w:hAnsiTheme="minorAscii" w:eastAsiaTheme="minorEastAsia" w:cstheme="minorBidi"/>
+      <w:sz w:val="24"/>
+      <w:szCs w:val="24"/>
     </w:rPr>
   </w:style>
   <w:style w:type="character" w:styleId="Heading3Char" w:customStyle="1">
